--- a/deliverables/track_manus_r3.docx
+++ b/deliverables/track_manus_r3.docx
@@ -375,7 +375,7 @@
         <w:spacing w:after="120" w:line="360" w:lineRule="auto"/>
         <w:jc w:val="both"/>
       </w:pPr>
-      <w:del w:id="78" w:author="Authors" w:date="2026-07-17T12:35:55Z">
+      <w:del w:id="78" w:author="Authors" w:date="2026-07-17T12:55:02Z">
         <w:r>
           <w:rPr>
             <w:rFonts w:eastAsia="Cambria"/>
@@ -385,7 +385,7 @@
           <w:delText>Background. Post-fracture rehabilitation is a prolonged, individualized process that requires ongoing adjustment of exercise regimens, pain monitoring, and functional goal-setting. Existing digital health tools predominantly deliver static, non-adaptive protocols that do not account for patient-specific recovery trajectories, fracture-type heterogeneity, or emerging complication signals. Large language model (LLM)–based intelligent agents — which couple natural-language reasoning with structured tool use — are a natural fit for this dynamic, longitudinal setting, yet their application to musculoskeletal rehabilitation has not been systematically explored.</w:delText>
         </w:r>
       </w:del>
-      <w:ins w:id="79" w:author="Authors" w:date="2026-07-17T12:35:55Z">
+      <w:ins w:id="79" w:author="Authors" w:date="2026-07-17T12:55:02Z">
         <w:r>
           <w:rPr>
             <w:rFonts w:eastAsia="Cambria"/>
@@ -401,7 +401,7 @@
         <w:spacing w:after="120" w:line="360" w:lineRule="auto"/>
         <w:jc w:val="both"/>
       </w:pPr>
-      <w:del w:id="80" w:author="Authors" w:date="2026-07-17T12:35:55Z">
+      <w:del w:id="80" w:author="Authors" w:date="2026-07-17T12:55:02Z">
         <w:r>
           <w:rPr>
             <w:rFonts w:eastAsia="Cambria"/>
@@ -417,7 +417,7 @@
         <w:spacing w:after="120" w:line="360" w:lineRule="auto"/>
         <w:jc w:val="both"/>
       </w:pPr>
-      <w:del w:id="81" w:author="Authors" w:date="2026-07-17T12:35:55Z">
+      <w:del w:id="81" w:author="Authors" w:date="2026-07-17T12:55:02Z">
         <w:r>
           <w:rPr>
             <w:rFonts w:eastAsia="Cambria"/>
@@ -433,7 +433,7 @@
         <w:spacing w:after="120" w:line="360" w:lineRule="auto"/>
         <w:jc w:val="both"/>
       </w:pPr>
-      <w:del w:id="82" w:author="Authors" w:date="2026-07-17T12:35:55Z">
+      <w:del w:id="82" w:author="Authors" w:date="2026-07-17T12:55:02Z">
         <w:r>
           <w:rPr>
             <w:rFonts w:eastAsia="Cambria"/>
@@ -10741,7 +10741,7 @@
         </w:numPr>
         <w:spacing w:after="80" w:line="360" w:lineRule="auto"/>
       </w:pPr>
-      <w:del w:id="83" w:author="Authors" w:date="2026-07-17T12:35:55Z">
+      <w:del w:id="83" w:author="Authors" w:date="2026-07-17T12:55:02Z">
         <w:r>
           <w:rPr>
             <w:rFonts w:eastAsia="Cambria"/>
@@ -10749,7 +10749,7 @@
           <w:delText>Single-GPU training recipe (§5): QLoRA fine-tuning that fits a 24 GB consumer GPU and runs in ~14 h on 2 × A100. The model weights and training code will be released openly.</w:delText>
         </w:r>
       </w:del>
-      <w:ins w:id="84" w:author="Authors" w:date="2026-07-17T12:35:55Z">
+      <w:ins w:id="84" w:author="Authors" w:date="2026-07-17T12:55:02Z">
         <w:r>
           <w:rPr>
             <w:rFonts w:eastAsia="Cambria"/>
@@ -10818,7 +10818,7 @@
       <w:pPr>
         <w:spacing w:after="120" w:line="360" w:lineRule="auto"/>
       </w:pPr>
-      <w:del w:id="85" w:author="Authors" w:date="2026-07-17T12:35:55Z">
+      <w:del w:id="85" w:author="Authors" w:date="2026-07-17T12:55:02Z">
         <w:r>
           <w:rPr>
             <w:rFonts w:eastAsia="Cambria"/>
@@ -10828,7 +10828,7 @@
           <w:delText xml:space="preserve">Availability of data and materials. All data sources used in this study are open-access and were last accessed in May 2026: AAOS Clinical Practice Guidelines (https://www.orthoguidelines.org/guidelines); AO Foundation Surgery Reference (https://surgeryreference.aofoundation.org/); PubMed Central Open Access Subset (https://catalog.data.gov/dataset/pubmed-central-open-access-subset-pmc-oa); PhysioNet (https://physionet.org/); and the WikiDoc (https://www.wikidoc.org/) and MedlinePlus (https://medlineplus.gov/) patient-education resources. No new primary patient data were generated for this study. </w:delText>
         </w:r>
       </w:del>
-      <w:ins w:id="86" w:author="Authors" w:date="2026-07-17T12:35:55Z">
+      <w:ins w:id="86" w:author="Authors" w:date="2026-07-17T12:55:02Z">
         <w:r>
           <w:rPr>
             <w:rFonts w:eastAsia="Cambria"/>
@@ -10843,14 +10843,14 @@
       <w:pPr>
         <w:spacing w:after="120" w:line="360" w:lineRule="auto"/>
       </w:pPr>
-      <w:ins w:id="87" w:author="Authors" w:date="2026-07-17T12:35:55Z">
+      <w:ins w:id="87" w:author="Authors" w:date="2026-07-17T12:55:02Z">
         <w:r>
           <w:rPr>
             <w:rFonts w:eastAsia="Cambria"/>
             <w:b/>
             <w:bCs/>
           </w:rPr>
-          <w:t>Code availability. The public repository at https://github.com/hangcao87/FractureAgent/tree/reproducible-rebuild contains the data-processing scripts, versioned training prompts, tool schemas and implementations, deterministic safety gate, ms-swift/Swift QLoRA configuration, training launchers, evaluation code and non-sensitive run-record templates. The trained FractureAgent weights, LoRA checkpoints, private credentials and curated training corpus are not publicly released at this stage. Users may reproduce the workflow with a legally obtained local base model and their own authorized data.</w:t>
+          <w:t>Code availability. The public repository at https://github.com/hangcao87/FractureAgent contains the data-processing scripts, versioned training prompts, tool schemas and implementations, deterministic safety gate, ms-swift/Swift QLoRA configuration, training launchers, evaluation code and non-sensitive run-record templates. The trained FractureAgent weights, LoRA checkpoints, private credentials and curated training corpus are not publicly released at this stage. Users may reproduce the workflow with a legally obtained local base model and their own authorized data.</w:t>
         </w:r>
       </w:ins>
     </w:p>

--- a/deliverables/track_manus_r3.docx
+++ b/deliverables/track_manus_r3.docx
@@ -375,7 +375,7 @@
         <w:spacing w:after="120" w:line="360" w:lineRule="auto"/>
         <w:jc w:val="both"/>
       </w:pPr>
-      <w:del w:id="78" w:author="Authors" w:date="2026-07-17T12:55:02Z">
+      <w:del w:id="78" w:author="Authors" w:date="2026-07-17T13:45:24Z">
         <w:r>
           <w:rPr>
             <w:rFonts w:eastAsia="Cambria"/>
@@ -385,14 +385,14 @@
           <w:delText>Background. Post-fracture rehabilitation is a prolonged, individualized process that requires ongoing adjustment of exercise regimens, pain monitoring, and functional goal-setting. Existing digital health tools predominantly deliver static, non-adaptive protocols that do not account for patient-specific recovery trajectories, fracture-type heterogeneity, or emerging complication signals. Large language model (LLM)–based intelligent agents — which couple natural-language reasoning with structured tool use — are a natural fit for this dynamic, longitudinal setting, yet their application to musculoskeletal rehabilitation has not been systematically explored.</w:delText>
         </w:r>
       </w:del>
-      <w:ins w:id="79" w:author="Authors" w:date="2026-07-17T12:55:02Z">
+      <w:ins w:id="79" w:author="Authors" w:date="2026-07-17T13:45:24Z">
         <w:r>
           <w:rPr>
             <w:rFonts w:eastAsia="Cambria"/>
             <w:b/>
             <w:bCs/>
           </w:rPr>
-          <w:t>Post-fracture rehabilitation is prolonged and individualized, yet many digital tools provide static guidance between clinic visits. We developed FractureAgent, a ReAct-style intelligent agent built on a domain-adapted Qwen3.5-9B backbone and equipped with five typed tools for exercise retrieval, pain assessment, functional-progress tracking, literature retrieval and reminder planning. The model was adapted with QLoRA supervised instruction tuning on 18,742 synthetic rehabilitation dialogues and tool-use traces constructed from open-access clinical and patient-education sources. We evaluated the agent using automated functional metrics, expert clinical ratings and 210 simulated-patient scenarios covering six fracture types and three rehabilitation phases. FractureAgent achieved a task completion rate of 91.4%, a mean expert clinical-appropriateness score of 4.21/5.00, pain-assessment concordance of 0.873, exercise-appropriateness of 0.896 and complication-detection sensitivity of 0.843. It outperformed the evaluated baselines, including the same unfine-tuned Qwen3.5-9B backbone. These findings support technical feasibility in simulated scenarios, but do not establish clinical effectiveness or readiness for deployment.</w:t>
+          <w:t>Post-fracture rehabilitation requires individualized, phase-specific guidance as pain, function and exercise tolerance change over time, but many digital tools provide static information between clinic visits and do not integrate symptom assessment, evidence retrieval and safety escalation. To address this gap, we developed FractureAgent, a ReAct-style intelligent agent that combines a domain-adapted Qwen3.5-9B backbone with five typed tools for exercise retrieval, pain assessment, functional-progress tracking, literature retrieval and reminder planning. We adapted the model with QLoRA supervised instruction tuning on 18,742 synthetic rehabilitation dialogues and tool-use traces derived from open-access clinical and patient-education sources. Across automated functional metrics, expert clinical ratings and 210 simulated-patient scenarios spanning six fracture types and three rehabilitation phases, FractureAgent achieved a task completion rate of 91.4%, a mean clinical-appropriateness score of 4.21/5.00, pain-assessment concordance of 0.873, exercise-appropriateness of 0.896 and complication-detection sensitivity of 0.843, outperforming the evaluated baselines including the unfine-tuned Qwen3.5-9B backbone. These results indicate that tool-augmented language-model agents can provide context-responsive fracture-rehabilitation support in simulated settings, but they do not establish clinical effectiveness or readiness for deployment.</w:t>
         </w:r>
       </w:ins>
     </w:p>
@@ -401,7 +401,7 @@
         <w:spacing w:after="120" w:line="360" w:lineRule="auto"/>
         <w:jc w:val="both"/>
       </w:pPr>
-      <w:del w:id="80" w:author="Authors" w:date="2026-07-17T12:55:02Z">
+      <w:del w:id="80" w:author="Authors" w:date="2026-07-17T13:45:24Z">
         <w:r>
           <w:rPr>
             <w:rFonts w:eastAsia="Cambria"/>
@@ -417,7 +417,7 @@
         <w:spacing w:after="120" w:line="360" w:lineRule="auto"/>
         <w:jc w:val="both"/>
       </w:pPr>
-      <w:del w:id="81" w:author="Authors" w:date="2026-07-17T12:55:02Z">
+      <w:del w:id="81" w:author="Authors" w:date="2026-07-17T13:45:24Z">
         <w:r>
           <w:rPr>
             <w:rFonts w:eastAsia="Cambria"/>
@@ -433,7 +433,7 @@
         <w:spacing w:after="120" w:line="360" w:lineRule="auto"/>
         <w:jc w:val="both"/>
       </w:pPr>
-      <w:del w:id="82" w:author="Authors" w:date="2026-07-17T12:55:02Z">
+      <w:del w:id="82" w:author="Authors" w:date="2026-07-17T13:45:24Z">
         <w:r>
           <w:rPr>
             <w:rFonts w:eastAsia="Cambria"/>
@@ -10741,7 +10741,7 @@
         </w:numPr>
         <w:spacing w:after="80" w:line="360" w:lineRule="auto"/>
       </w:pPr>
-      <w:del w:id="83" w:author="Authors" w:date="2026-07-17T12:55:02Z">
+      <w:del w:id="83" w:author="Authors" w:date="2026-07-17T13:45:24Z">
         <w:r>
           <w:rPr>
             <w:rFonts w:eastAsia="Cambria"/>
@@ -10749,7 +10749,7 @@
           <w:delText>Single-GPU training recipe (§5): QLoRA fine-tuning that fits a 24 GB consumer GPU and runs in ~14 h on 2 × A100. The model weights and training code will be released openly.</w:delText>
         </w:r>
       </w:del>
-      <w:ins w:id="84" w:author="Authors" w:date="2026-07-17T12:55:02Z">
+      <w:ins w:id="84" w:author="Authors" w:date="2026-07-17T13:45:24Z">
         <w:r>
           <w:rPr>
             <w:rFonts w:eastAsia="Cambria"/>
@@ -10818,7 +10818,7 @@
       <w:pPr>
         <w:spacing w:after="120" w:line="360" w:lineRule="auto"/>
       </w:pPr>
-      <w:del w:id="85" w:author="Authors" w:date="2026-07-17T12:55:02Z">
+      <w:del w:id="85" w:author="Authors" w:date="2026-07-17T13:45:24Z">
         <w:r>
           <w:rPr>
             <w:rFonts w:eastAsia="Cambria"/>
@@ -10828,7 +10828,7 @@
           <w:delText xml:space="preserve">Availability of data and materials. All data sources used in this study are open-access and were last accessed in May 2026: AAOS Clinical Practice Guidelines (https://www.orthoguidelines.org/guidelines); AO Foundation Surgery Reference (https://surgeryreference.aofoundation.org/); PubMed Central Open Access Subset (https://catalog.data.gov/dataset/pubmed-central-open-access-subset-pmc-oa); PhysioNet (https://physionet.org/); and the WikiDoc (https://www.wikidoc.org/) and MedlinePlus (https://medlineplus.gov/) patient-education resources. No new primary patient data were generated for this study. </w:delText>
         </w:r>
       </w:del>
-      <w:ins w:id="86" w:author="Authors" w:date="2026-07-17T12:55:02Z">
+      <w:ins w:id="86" w:author="Authors" w:date="2026-07-17T13:45:24Z">
         <w:r>
           <w:rPr>
             <w:rFonts w:eastAsia="Cambria"/>
@@ -10843,7 +10843,7 @@
       <w:pPr>
         <w:spacing w:after="120" w:line="360" w:lineRule="auto"/>
       </w:pPr>
-      <w:ins w:id="87" w:author="Authors" w:date="2026-07-17T12:55:02Z">
+      <w:ins w:id="87" w:author="Authors" w:date="2026-07-17T13:45:24Z">
         <w:r>
           <w:rPr>
             <w:rFonts w:eastAsia="Cambria"/>

--- a/deliverables/track_manus_r3.docx
+++ b/deliverables/track_manus_r3.docx
@@ -375,7 +375,7 @@
         <w:spacing w:after="120" w:line="360" w:lineRule="auto"/>
         <w:jc w:val="both"/>
       </w:pPr>
-      <w:del w:id="78" w:author="Authors" w:date="2026-07-17T13:45:24Z">
+      <w:del w:id="78" w:author="Authors" w:date="2026-07-17T15:16:09Z">
         <w:r>
           <w:rPr>
             <w:rFonts w:eastAsia="Cambria"/>
@@ -385,14 +385,14 @@
           <w:delText>Background. Post-fracture rehabilitation is a prolonged, individualized process that requires ongoing adjustment of exercise regimens, pain monitoring, and functional goal-setting. Existing digital health tools predominantly deliver static, non-adaptive protocols that do not account for patient-specific recovery trajectories, fracture-type heterogeneity, or emerging complication signals. Large language model (LLM)–based intelligent agents — which couple natural-language reasoning with structured tool use — are a natural fit for this dynamic, longitudinal setting, yet their application to musculoskeletal rehabilitation has not been systematically explored.</w:delText>
         </w:r>
       </w:del>
-      <w:ins w:id="79" w:author="Authors" w:date="2026-07-17T13:45:24Z">
+      <w:ins w:id="79" w:author="Authors" w:date="2026-07-17T15:16:09Z">
         <w:r>
           <w:rPr>
             <w:rFonts w:eastAsia="Cambria"/>
             <w:b/>
             <w:bCs/>
           </w:rPr>
-          <w:t>Post-fracture rehabilitation requires individualized, phase-specific guidance as pain, function and exercise tolerance change over time, but many digital tools provide static information between clinic visits and do not integrate symptom assessment, evidence retrieval and safety escalation. To address this gap, we developed FractureAgent, a ReAct-style intelligent agent that combines a domain-adapted Qwen3.5-9B backbone with five typed tools for exercise retrieval, pain assessment, functional-progress tracking, literature retrieval and reminder planning. We adapted the model with QLoRA supervised instruction tuning on 18,742 synthetic rehabilitation dialogues and tool-use traces derived from open-access clinical and patient-education sources. Across automated functional metrics, expert clinical ratings and 210 simulated-patient scenarios spanning six fracture types and three rehabilitation phases, FractureAgent achieved a task completion rate of 91.4%, a mean clinical-appropriateness score of 4.21/5.00, pain-assessment concordance of 0.873, exercise-appropriateness of 0.896 and complication-detection sensitivity of 0.843, outperforming the evaluated baselines including the unfine-tuned Qwen3.5-9B backbone. These results indicate that tool-augmented language-model agents can provide context-responsive fracture-rehabilitation support in simulated settings, but they do not establish clinical effectiveness or readiness for deployment.</w:t>
+          <w:t>Fracture rehabilitation must adapt as pain, function and warning signs change across healing phases, but many digital tools provide static information and cannot coordinate exercise selection, symptom assessment, progress monitoring and safety escalation. To address this gap, we developed FractureAgent, a reasoning-and-action (ReAct)-style system that couples a domain-adapted Qwen3.5-9B backbone with five typed rehabilitation tools and a deterministic safety gate to provide phase-aware support. The model was adapted using quantized low-rank adaptation (QLoRA) supervised instruction tuning on 18,742 synthetic rehabilitation dialogues and tool-use traces derived from open-access clinical and patient-education sources. We evaluated FractureAgent using automated functional metrics, expert clinical ratings and 210 simulated-patient scenarios spanning six fracture types and three rehabilitation phases. It achieved a task completion rate of 91.4%, a mean clinical-appropriateness score of 4.21/5.00, pain-assessment concordance of 0.873, exercise-appropriateness of 0.896 and complication-detection sensitivity of 0.843, outperforming the evaluated baselines, including the unfine-tuned Qwen3.5-9B backbone. These findings indicate that FractureAgent can coordinate multiple rehabilitation tasks and provide adaptive support in simulated settings, addressing the technical limitations of static digital guidance; however, they do not establish clinical effectiveness or readiness for deployment.</w:t>
         </w:r>
       </w:ins>
     </w:p>
@@ -401,7 +401,7 @@
         <w:spacing w:after="120" w:line="360" w:lineRule="auto"/>
         <w:jc w:val="both"/>
       </w:pPr>
-      <w:del w:id="80" w:author="Authors" w:date="2026-07-17T13:45:24Z">
+      <w:del w:id="80" w:author="Authors" w:date="2026-07-17T15:16:09Z">
         <w:r>
           <w:rPr>
             <w:rFonts w:eastAsia="Cambria"/>
@@ -417,7 +417,7 @@
         <w:spacing w:after="120" w:line="360" w:lineRule="auto"/>
         <w:jc w:val="both"/>
       </w:pPr>
-      <w:del w:id="81" w:author="Authors" w:date="2026-07-17T13:45:24Z">
+      <w:del w:id="81" w:author="Authors" w:date="2026-07-17T15:16:09Z">
         <w:r>
           <w:rPr>
             <w:rFonts w:eastAsia="Cambria"/>
@@ -433,7 +433,7 @@
         <w:spacing w:after="120" w:line="360" w:lineRule="auto"/>
         <w:jc w:val="both"/>
       </w:pPr>
-      <w:del w:id="82" w:author="Authors" w:date="2026-07-17T13:45:24Z">
+      <w:del w:id="82" w:author="Authors" w:date="2026-07-17T15:16:09Z">
         <w:r>
           <w:rPr>
             <w:rFonts w:eastAsia="Cambria"/>
@@ -597,12 +597,22 @@
         </w:numPr>
         <w:spacing w:after="80" w:line="360" w:lineRule="auto"/>
       </w:pPr>
-      <w:r>
-        <w:rPr>
-          <w:rFonts w:eastAsia="Cambria"/>
-        </w:rPr>
-        <w:t>Open-data corpus (§4). We assemble an 18,742-example fine-tuning corpus drawn exclusively from open-access clinical sources (AAOS CPGs, AO Surgery Reference, PubMed OA, PhysioNet, WikiDoc / MedlinePlus). 12,891 of those examples carry explicit Thought–Act–Obs–Resp tool traces (Eq. 1) — to our knowledge the first openly-licensed corpus that pairs fracture-rehabilitation dialogues with structured agentic traces. A stratified expert audit (3 surgeons + 3 PTs) confirms clinical plausibility (ICC = 0.83).</w:t>
-      </w:r>
+      <w:del w:id="83" w:author="Authors" w:date="2026-07-17T15:16:09Z">
+        <w:r>
+          <w:rPr>
+            <w:rFonts w:eastAsia="Cambria"/>
+          </w:rPr>
+          <w:delText>Open-data corpus (§4). We assemble an 18,742-example fine-tuning corpus drawn exclusively from open-access clinical sources (AAOS CPGs, AO Surgery Reference, PubMed OA, PhysioNet, WikiDoc / MedlinePlus). 12,891 of those examples carry explicit Thought–Act–Obs–Resp tool traces (Eq. 1) — to our knowledge the first openly-licensed corpus that pairs fracture-rehabilitation dialogues with structured agentic traces. A stratified expert audit (3 surgeons + 3 PTs) confirms clinical plausibility (ICC = 0.83).</w:delText>
+        </w:r>
+      </w:del>
+      <w:ins w:id="84" w:author="Authors" w:date="2026-07-17T15:16:09Z">
+        <w:r>
+          <w:rPr>
+            <w:rFonts w:eastAsia="Cambria"/>
+          </w:rPr>
+          <w:t>Source-derived training corpus (§4). We assemble an 18,742-example fine-tuning corpus from open-access clinical sources (AAOS CPGs, AO Surgery Reference, PubMed OA, PhysioNet, WikiDoc / MedlinePlus). Of these examples, 12,891 carry explicit Thought–Act–Obs–Resp tool traces (Eq. 1). A stratified expert audit (3 surgeons + 3 PTs) confirms clinical plausibility (ICC = 0.83). The curated corpus is not publicly distributed because the source materials remain subject to their original providers' terms and the assembled corpus is retained for ongoing research, intellectual-property protection and planned grant-supported work.</w:t>
+        </w:r>
+      </w:ins>
     </w:p>
     <w:p>
       <w:pPr>
@@ -613,12 +623,22 @@
         </w:numPr>
         <w:spacing w:after="80" w:line="360" w:lineRule="auto"/>
       </w:pPr>
-      <w:r>
-        <w:rPr>
-          <w:rFonts w:eastAsia="Cambria"/>
-        </w:rPr>
-        <w:t>Single-GPU training recipe (§5). We adapt the Qwen3.5-9B backbone with QLoRA (rank r = 16, scaling α = 32, NF4 quantization) on a 70:30 mixture of agent-format and standard dialogue data, fitting on a 24 GB consumer GPU. The recipe is fully reproducible from open weights and open data.</w:t>
-      </w:r>
+      <w:del w:id="85" w:author="Authors" w:date="2026-07-17T15:16:09Z">
+        <w:r>
+          <w:rPr>
+            <w:rFonts w:eastAsia="Cambria"/>
+          </w:rPr>
+          <w:delText>Single-GPU training recipe (§5). We adapt the Qwen3.5-9B backbone with QLoRA (rank r = 16, scaling α = 32, NF4 quantization) on a 70:30 mixture of agent-format and standard dialogue data, fitting on a 24 GB consumer GPU. The recipe is fully reproducible from open weights and open data.</w:delText>
+        </w:r>
+      </w:del>
+      <w:ins w:id="86" w:author="Authors" w:date="2026-07-17T15:16:09Z">
+        <w:r>
+          <w:rPr>
+            <w:rFonts w:eastAsia="Cambria"/>
+          </w:rPr>
+          <w:t>Public training recipe (§5). We adapt the Qwen3.5-9B backbone with QLoRA (rank r = 16, scaling α = 32, NF4 quantization) on a 70:30 mixture of agent-format and standard dialogue data, fitting on a 24 GB consumer GPU. The public repository provides the data-processing code, prompts and ms-swift/Swift configuration needed to reconstruct the pipeline with a legally obtained local base model and authorized source materials; the curated corpus and trained checkpoints are not included.</w:t>
+        </w:r>
+      </w:ins>
     </w:p>
     <w:p>
       <w:pPr>
@@ -8017,23 +8037,28 @@
         <w:ind w:left="240"/>
         <w:jc w:val="both"/>
       </w:pPr>
-      <w:r>
-        <w:rPr>
-          <w:rFonts w:eastAsia="Cambria"/>
-          <w:b/>
-          <w:bCs/>
-          <w:color w:val="1F4D2F"/>
-        </w:rPr>
-        <w:t xml:space="preserve">Finding. </w:t>
-      </w:r>
-      <w:r>
-        <w:rPr>
-          <w:rFonts w:eastAsia="Cambria"/>
-          <w:i/>
-          <w:iCs/>
-        </w:rPr>
-        <w:t>Fine-tuning, not the backbone choice, is what closes the gap with proprietary models. The same Qwen3.5-9B that scores 61.4% TCR with the bare base model rises to 91.4% TCR after the FractureAgent recipe (+30.0 pp) — a margin substantially larger than any of the cross-architecture comparisons (e.g. LLaMA-3.1-8B-FT 79.5 → FractureAgent 91.4 = 11.9 pp). This is the central empirical claim of the paper: an open backbone of moderate size, fine-tuned on a curated open-data corpus, becomes competitive with — and on these clinical metrics, surpasses — a much larger closed model with 5-shot prompting.</w:t>
-      </w:r>
+      <w:del w:id="87" w:author="Authors" w:date="2026-07-17T15:16:09Z">
+        <w:r>
+          <w:rPr>
+            <w:rFonts w:eastAsia="Cambria"/>
+            <w:b/>
+            <w:bCs/>
+            <w:color w:val="1F4D2F"/>
+          </w:rPr>
+          <w:delText>Finding. Fine-tuning, not the backbone choice, is what closes the gap with proprietary models. The same Qwen3.5-9B that scores 61.4% TCR with the bare base model rises to 91.4% TCR after the FractureAgent recipe (+30.0 pp) — a margin substantially larger than any of the cross-architecture comparisons (e.g. LLaMA-3.1-8B-FT 79.5 → FractureAgent 91.4 = 11.9 pp). This is the central empirical claim of the paper: an open backbone of moderate size, fine-tuned on a curated open-data corpus, becomes competitive with — and on these clinical metrics, surpasses — a much larger closed model with 5-shot prompting.</w:delText>
+        </w:r>
+      </w:del>
+      <w:ins w:id="88" w:author="Authors" w:date="2026-07-17T15:16:09Z">
+        <w:r>
+          <w:rPr>
+            <w:rFonts w:eastAsia="Cambria"/>
+            <w:b/>
+            <w:bCs/>
+            <w:color w:val="1F4D2F"/>
+          </w:rPr>
+          <w:t>Finding. Fine-tuning, not the backbone choice, is what closes the gap with proprietary models. The same Qwen3.5-9B that scores 61.4% TCR with the bare base model rises to 91.4% TCR after the FractureAgent recipe (+30.0 pp) — a margin substantially larger than any of the cross-architecture comparisons (e.g. LLaMA-3.1-8B-FT 79.5 → FractureAgent 91.4 = 11.9 pp). This is the central empirical claim of the paper: an open backbone of moderate size, fine-tuned on a curated source-derived corpus, becomes competitive with — and on these clinical metrics, surpasses — a much larger closed model with 5-shot prompting.</w:t>
+        </w:r>
+      </w:ins>
     </w:p>
     <w:p>
       <w:pPr>
@@ -9310,15 +9335,28 @@
         <w:ind w:left="240"/>
         <w:jc w:val="both"/>
       </w:pPr>
-      <w:r>
-        <w:rPr>
-          <w:rFonts w:eastAsia="Cambria"/>
-          <w:b/>
-          <w:bCs/>
-          <w:color w:val="1F4D2F"/>
-        </w:rPr>
-        <w:t>Finding. The per-dimension breakdown localizes the source of the overall lead of FractureAgent. The wins concentrate where domain knowledge and explicit safety reasoning matter most (clinical accuracy, safety, completeness) and shrink on dimensions that reward generic conversational fluency (readability, empathy). The safety advantage in particular is driven by the deterministic Eq. 5 gate rather than by raw LLM judgement — a design choice that is reproducible by any group with the open weights and prompts.</w:t>
-      </w:r>
+      <w:del w:id="89" w:author="Authors" w:date="2026-07-17T15:16:09Z">
+        <w:r>
+          <w:rPr>
+            <w:rFonts w:eastAsia="Cambria"/>
+            <w:b/>
+            <w:bCs/>
+            <w:color w:val="1F4D2F"/>
+          </w:rPr>
+          <w:delText>Finding. The per-dimension breakdown localizes the source of the overall lead of FractureAgent. The wins concentrate where domain knowledge and explicit safety reasoning matter most (clinical accuracy, safety, completeness) and shrink on dimensions that reward generic conversational fluency (readability, empathy). The safety advantage in particular is driven by the deterministic Eq. 5 gate rather than by raw LLM judgement — a design choice that is reproducible by any group with the open weights and prompts.</w:delText>
+        </w:r>
+      </w:del>
+      <w:ins w:id="90" w:author="Authors" w:date="2026-07-17T15:16:09Z">
+        <w:r>
+          <w:rPr>
+            <w:rFonts w:eastAsia="Cambria"/>
+            <w:b/>
+            <w:bCs/>
+            <w:color w:val="1F4D2F"/>
+          </w:rPr>
+          <w:t>Finding. The per-dimension breakdown localizes the source of the overall lead of FractureAgent. The wins concentrate where domain knowledge and explicit safety reasoning matter most (clinical accuracy, safety, completeness) and shrink on dimensions that reward generic conversational fluency (readability, empathy). The safety advantage in particular is driven by the deterministic Eq. 5 gate rather than by raw LLM judgement — a design choice whose rule predicates and implementation are available in the public code for independent reconstruction.</w:t>
+        </w:r>
+      </w:ins>
     </w:p>
     <w:p>
       <w:pPr>
@@ -10569,32 +10607,59 @@
         <w:spacing w:after="120" w:line="360" w:lineRule="auto"/>
         <w:jc w:val="both"/>
       </w:pPr>
-      <w:r>
-        <w:rPr>
-          <w:rFonts w:eastAsia="Cambria"/>
-        </w:rPr>
-        <w:t>The ablation in §6.6 (Table 5, Figure 8) shows that the five tools cover orthogonal capabilities rather than acting as interchangeable wrappers around the LLM: removing exercise query collapses TCR and exercise-appropriateness but barely moves complication sensitivity, whereas removing pain assess does the inverse (complication sensitivity drops from 0.843 to 0.601 whereas exercise-appropriateness stays at 0.887). The deterministic escalation gate (Eq. 5) is the design choice that produces the per-dimension safety margin visible in Figure 7 (+0.62 Likert vs LLaMA-FT, +0.92 vs GPT-4o 0-shot). Architecturally, this isolates safety behaviors from LLM discretion — a property that is reproducible by any group with the open weights and the rule predicates.</w:t>
-      </w:r>
+      <w:del w:id="91" w:author="Authors" w:date="2026-07-17T15:16:09Z">
+        <w:r>
+          <w:rPr>
+            <w:rFonts w:eastAsia="Cambria"/>
+          </w:rPr>
+          <w:delText>The ablation in §6.6 (Table 5, Figure 8) shows that the five tools cover orthogonal capabilities rather than acting as interchangeable wrappers around the LLM: removing exercise query collapses TCR and exercise-appropriateness but barely moves complication sensitivity, whereas removing pain assess does the inverse (complication sensitivity drops from 0.843 to 0.601 whereas exercise-appropriateness stays at 0.887). The deterministic escalation gate (Eq. 5) is the design choice that produces the per-dimension safety margin visible in Figure 7 (+0.62 Likert vs LLaMA-FT, +0.92 vs GPT-4o 0-shot). Architecturally, this isolates safety behaviors from LLM discretion — a property that is reproducible by any group with the open weights and the rule predicates.</w:delText>
+        </w:r>
+      </w:del>
+      <w:ins w:id="92" w:author="Authors" w:date="2026-07-17T15:16:09Z">
+        <w:r>
+          <w:rPr>
+            <w:rFonts w:eastAsia="Cambria"/>
+          </w:rPr>
+          <w:t>The ablation in §6.6 (Table 5, Figure 8) shows that the five tools cover orthogonal capabilities rather than acting as interchangeable wrappers around the LLM: removing exercise query collapses TCR and exercise-appropriateness but barely moves complication sensitivity, whereas removing pain assess does the inverse (complication sensitivity drops from 0.843 to 0.601 whereas exercise-appropriateness stays at 0.887). The deterministic escalation gate (Eq. 5) is the design choice that produces the per-dimension safety margin visible in Figure 7 (+0.62 Likert vs LLaMA-FT, +0.92 vs GPT-4o 0-shot). Architecturally, this isolates safety behaviours from LLM discretion; the public rule predicates and implementation allow this component to be reconstructed independently of the authors' non-public trained checkpoint.</w:t>
+        </w:r>
+      </w:ins>
     </w:p>
     <w:p>
       <w:pPr>
         <w:pStyle w:val="3"/>
       </w:pPr>
-      <w:r>
-        <w:t>7.2 What the open-data corpus buys (Contribution 2)</w:t>
-      </w:r>
+      <w:del w:id="93" w:author="Authors" w:date="2026-07-17T15:16:09Z">
+        <w:r>
+          <w:delText>7.2 What the open-data corpus buys (Contribution 2)</w:delText>
+        </w:r>
+      </w:del>
+      <w:ins w:id="94" w:author="Authors" w:date="2026-07-17T15:16:09Z">
+        <w:r>
+          <w:t>7.2 What the source-derived corpus contributes (Contribution 2)</w:t>
+        </w:r>
+      </w:ins>
     </w:p>
     <w:p>
       <w:pPr>
         <w:spacing w:after="120" w:line="360" w:lineRule="auto"/>
         <w:jc w:val="both"/>
       </w:pPr>
-      <w:r>
-        <w:rPr>
-          <w:rFonts w:eastAsia="Cambria"/>
-        </w:rPr>
-        <w:t>The 18,742-example corpus is the largest openly-licensed fracture-rehabilitation dialogue collection we are aware of, and the 12,891 explicit Thought–Act–Obs–Resp tool traces are — to our knowledge — the first such open release for this domain. The error analysis in §6.7 (Figure 9) identifies tool-orchestration mistakes as the dominant residual failure mode (9 of 18 failures); these are precisely the failures most likely to be addressed by additional tool-trace examples, suggesting the corpus is at the right scale to demonstrate the recipe but would benefit from continued growth in v2.</w:t>
-      </w:r>
+      <w:del w:id="95" w:author="Authors" w:date="2026-07-17T15:16:09Z">
+        <w:r>
+          <w:rPr>
+            <w:rFonts w:eastAsia="Cambria"/>
+          </w:rPr>
+          <w:delText>The 18,742-example corpus is the largest openly-licensed fracture-rehabilitation dialogue collection we are aware of, and the 12,891 explicit Thought–Act–Obs–Resp tool traces are — to our knowledge — the first such open release for this domain. The error analysis in §6.7 (Figure 9) identifies tool-orchestration mistakes as the dominant residual failure mode (9 of 18 failures); these are precisely the failures most likely to be addressed by additional tool-trace examples, suggesting the corpus is at the right scale to demonstrate the recipe but would benefit from continued growth in v2.</w:delText>
+        </w:r>
+      </w:del>
+      <w:ins w:id="96" w:author="Authors" w:date="2026-07-17T15:16:09Z">
+        <w:r>
+          <w:rPr>
+            <w:rFonts w:eastAsia="Cambria"/>
+          </w:rPr>
+          <w:t>The 18,742-example source-derived corpus, including 12,891 explicit Thought–Act–Obs–Resp tool traces, supplies the domain-specific supervision used to adapt FractureAgent. The error analysis in §6.7 (Figure 9) identifies tool-orchestration mistakes as the dominant residual failure mode (9 of 18 failures); these are precisely the failures most likely to be addressed by additional tool-trace examples, suggesting that the current corpus is sufficient to demonstrate the recipe but would benefit from continued growth in v2.</w:t>
+        </w:r>
+      </w:ins>
     </w:p>
     <w:p>
       <w:pPr>
@@ -10725,12 +10790,22 @@
         </w:numPr>
         <w:spacing w:after="80" w:line="360" w:lineRule="auto"/>
       </w:pPr>
-      <w:r>
-        <w:rPr>
-          <w:rFonts w:eastAsia="Cambria"/>
-        </w:rPr>
-        <w:t>Open-data corpus (§4, Figure 5) — 18,742 examples (12,891 with explicit tool traces) drawn entirely from open-access clinical sources. Expert audit of the corpus reaches ICC = 0.83.</w:t>
-      </w:r>
+      <w:del w:id="97" w:author="Authors" w:date="2026-07-17T15:16:09Z">
+        <w:r>
+          <w:rPr>
+            <w:rFonts w:eastAsia="Cambria"/>
+          </w:rPr>
+          <w:delText>Open-data corpus (§4, Figure 5) — 18,742 examples (12,891 with explicit tool traces) drawn entirely from open-access clinical sources. Expert audit of the corpus reaches ICC = 0.83.</w:delText>
+        </w:r>
+      </w:del>
+      <w:ins w:id="98" w:author="Authors" w:date="2026-07-17T15:16:09Z">
+        <w:r>
+          <w:rPr>
+            <w:rFonts w:eastAsia="Cambria"/>
+          </w:rPr>
+          <w:t>Source-derived corpus (§4, Figure 5) — 18,742 examples (12,891 with explicit tool traces) constructed from open-access clinical sources. Expert audit of the corpus reaches ICC = 0.83. The curated corpus itself is not publicly distributed for the reasons stated in the Data and Code Availability declarations.</w:t>
+        </w:r>
+      </w:ins>
     </w:p>
     <w:p>
       <w:pPr>
@@ -10741,7 +10816,7 @@
         </w:numPr>
         <w:spacing w:after="80" w:line="360" w:lineRule="auto"/>
       </w:pPr>
-      <w:del w:id="83" w:author="Authors" w:date="2026-07-17T13:45:24Z">
+      <w:del w:id="101" w:author="Authors" w:date="2026-07-17T15:16:09Z">
         <w:r>
           <w:rPr>
             <w:rFonts w:eastAsia="Cambria"/>
@@ -10749,12 +10824,12 @@
           <w:delText>Single-GPU training recipe (§5): QLoRA fine-tuning that fits a 24 GB consumer GPU and runs in ~14 h on 2 × A100. The model weights and training code will be released openly.</w:delText>
         </w:r>
       </w:del>
-      <w:ins w:id="84" w:author="Authors" w:date="2026-07-17T13:45:24Z">
+      <w:ins w:id="102" w:author="Authors" w:date="2026-07-17T15:16:09Z">
         <w:r>
           <w:rPr>
             <w:rFonts w:eastAsia="Cambria"/>
           </w:rPr>
-          <w:t>Single-GPU training recipe (5): QLoRA fine-tuning that fits a 24 GB consumer GPU and runs in approximately 14 h on 2 x A100 GPUs. The code, prompt templates, ms-swift/Swift training configuration and evaluation scripts are available in the accompanying repository; trained model weights and the curated training corpus are not publicly released at this stage because they are being retained for ongoing research, intellectual-property protection and grant-related work.</w:t>
+          <w:t>Single-GPU training recipe (5): QLoRA fine-tuning that fits a 24 GB consumer GPU and runs in approximately 14 h on 2 x A100 GPUs. The code, prompt templates, ms-swift/Swift training configuration and evaluation scripts are available in the accompanying repository; trained model weights and the curated training corpus are not publicly released because source-use terms, follow-on validation, intellectual-property assessment and planned grant-supported work remain ongoing.</w:t>
         </w:r>
       </w:ins>
     </w:p>
@@ -10779,12 +10854,22 @@
         <w:spacing w:after="120" w:line="360" w:lineRule="auto"/>
         <w:jc w:val="both"/>
       </w:pPr>
-      <w:r>
-        <w:rPr>
-          <w:rFonts w:eastAsia="Cambria"/>
-        </w:rPr>
-        <w:t>Trained exclusively on freely available open-access data and fine-tunable with consumer-grade GPU hardware, FractureAgent provides an accessible and reproducible foundation for AI-augmented rehabilitation research. Prospective clinical validation in orthopaedic outpatient settings, expansion to paediatric and post-surgical populations, and integration with objective sensor-based functional assessment are necessary before any deployment-ready claim can be made. As a proof-of-concept, this work establishes that a moderately-sized open-weight LLM, when paired with structured tool use and domain-specific instruction tuning, can generate clinically plausible guidance in simulated fracture-rehabilitation scenarios.</w:t>
-      </w:r>
+      <w:del w:id="99" w:author="Authors" w:date="2026-07-17T15:16:09Z">
+        <w:r>
+          <w:rPr>
+            <w:rFonts w:eastAsia="Cambria"/>
+          </w:rPr>
+          <w:delText>Trained exclusively on freely available open-access data and fine-tunable with consumer-grade GPU hardware, FractureAgent provides an accessible and reproducible foundation for AI-augmented rehabilitation research. Prospective clinical validation in orthopaedic outpatient settings, expansion to paediatric and post-surgical populations, and integration with objective sensor-based functional assessment are necessary before any deployment-ready claim can be made. As a proof-of-concept, this work establishes that a moderately-sized open-weight LLM, when paired with structured tool use and domain-specific instruction tuning, can generate clinically plausible guidance in simulated fracture-rehabilitation scenarios.</w:delText>
+        </w:r>
+      </w:del>
+      <w:ins w:id="100" w:author="Authors" w:date="2026-07-17T15:16:09Z">
+        <w:r>
+          <w:rPr>
+            <w:rFonts w:eastAsia="Cambria"/>
+          </w:rPr>
+          <w:t>Trained exclusively on material derived from open-access sources and fine-tunable with consumer-grade GPU hardware, FractureAgent provides a documented foundation for AI-augmented rehabilitation research. The public code enables reconstruction of the processing and training workflow with a legally obtained local base model and authorized data, while the authors' curated corpus and trained checkpoints remain non-public for the reasons stated above. Prospective clinical validation in orthopaedic outpatient settings, expansion to paediatric and post-surgical populations, and integration with objective sensor-based functional assessment are necessary before any deployment-ready claim can be made. As a proof-of-concept, this work indicates that a moderately sized open-weight LLM, when paired with structured tool use and domain-specific instruction tuning, can generate clinically plausible guidance in simulated fracture-rehabilitation scenarios.</w:t>
+        </w:r>
+      </w:ins>
     </w:p>
     <w:p>
       <w:pPr>
@@ -10818,7 +10903,7 @@
       <w:pPr>
         <w:spacing w:after="120" w:line="360" w:lineRule="auto"/>
       </w:pPr>
-      <w:del w:id="85" w:author="Authors" w:date="2026-07-17T13:45:24Z">
+      <w:del w:id="103" w:author="Authors" w:date="2026-07-17T15:16:09Z">
         <w:r>
           <w:rPr>
             <w:rFonts w:eastAsia="Cambria"/>
@@ -10828,14 +10913,14 @@
           <w:delText xml:space="preserve">Availability of data and materials. All data sources used in this study are open-access and were last accessed in May 2026: AAOS Clinical Practice Guidelines (https://www.orthoguidelines.org/guidelines); AO Foundation Surgery Reference (https://surgeryreference.aofoundation.org/); PubMed Central Open Access Subset (https://catalog.data.gov/dataset/pubmed-central-open-access-subset-pmc-oa); PhysioNet (https://physionet.org/); and the WikiDoc (https://www.wikidoc.org/) and MedlinePlus (https://medlineplus.gov/) patient-education resources. No new primary patient data were generated for this study. </w:delText>
         </w:r>
       </w:del>
-      <w:ins w:id="86" w:author="Authors" w:date="2026-07-17T13:45:24Z">
+      <w:ins w:id="104" w:author="Authors" w:date="2026-07-17T15:16:09Z">
         <w:r>
           <w:rPr>
             <w:rFonts w:eastAsia="Cambria"/>
             <w:b/>
             <w:bCs/>
           </w:rPr>
-          <w:t>Availability of data and materials. The source materials were obtained from the open-access providers listed above and remain subject to their current terms of use. The curated training corpus is not included in the public repository because it is being retained for ongoing research, intellectual-property protection and grant-related work; no patient-level data are distributed. Reasonable requests concerning derived data may be directed to hangcao87@163.com, subject to source licences, author approval and any applicable institutional requirements.</w:t>
+          <w:t>Availability of data and materials. The source materials were obtained from the open-access providers listed above and remain subject to their current terms of use. The curated training corpus is not included in the public repository because the assembled corpus is being retained for ongoing research, intellectual-property protection and planned grant-supported work; no patient-level data are distributed. Reasonable requests concerning derived data may be directed to hangcao87@163.com, subject to source licences, author approval and any applicable institutional requirements.</w:t>
         </w:r>
       </w:ins>
     </w:p>
@@ -10843,14 +10928,14 @@
       <w:pPr>
         <w:spacing w:after="120" w:line="360" w:lineRule="auto"/>
       </w:pPr>
-      <w:ins w:id="87" w:author="Authors" w:date="2026-07-17T13:45:24Z">
+      <w:ins w:id="105" w:author="Authors" w:date="2026-07-17T15:16:09Z">
         <w:r>
           <w:rPr>
             <w:rFonts w:eastAsia="Cambria"/>
             <w:b/>
             <w:bCs/>
           </w:rPr>
-          <w:t>Code availability. The public repository at https://github.com/hangcao87/FractureAgent contains the data-processing scripts, versioned training prompts, tool schemas and implementations, deterministic safety gate, ms-swift/Swift QLoRA configuration, training launchers, evaluation code and non-sensitive run-record templates. The trained FractureAgent weights, LoRA checkpoints, private credentials and curated training corpus are not publicly released at this stage. Users may reproduce the workflow with a legally obtained local base model and their own authorized data.</w:t>
+          <w:t>Code availability. The public repository at https://github.com/hangcao87/FractureAgent contains the data-processing scripts, versioned training prompts, tool schemas and implementations, deterministic safety gate, ms-swift/Swift QLoRA configuration and launchers, evaluation code, synthetic fixtures and non-sensitive run-record templates. The curated training corpus is not publicly distributed because the source materials remain subject to their original providers' terms and the assembled corpus is being retained for ongoing research, intellectual-property protection and planned grant-supported work. The trained FractureAgent weights and LoRA checkpoints are not publicly released because follow-on validation and intellectual-property assessment are ongoing and the resulting model forms part of the same planned research programme. No patient-level data or private credentials are included. Users may reproduce the disclosed workflow with a legally obtained local base model and their own authorized data; reasonable requests concerning derived data may be directed to hangcao87@163.com, subject to source licences, author approval and applicable institutional requirements.</w:t>
         </w:r>
       </w:ins>
     </w:p>
